--- a/docs/b2c_docs/ЧЕРНОВА- B2C- ПОЛИТИКА ЗА БИСКВИТКИТЕ И СХОДНИТЕ ТЕХНО- ЛОГИИ (COOKIE & TRACKING POLICY).docx
+++ b/docs/b2c_docs/ЧЕРНОВА- B2C- ПОЛИТИКА ЗА БИСКВИТКИТЕ И СХОДНИТЕ ТЕХНО- ЛОГИИ (COOKIE & TRACKING POLICY).docx
@@ -109,7 +109,7 @@
           <w:bCs w:val="1"/>
           <w:rtl w:val="0"/>
         </w:rPr>
-        <w:t xml:space="preserve">„ФУУДСЕЙФ“ ООД</w:t>
+        <w:t xml:space="preserve">„ФУУДСЕЙВ“ ООД</w:t>
       </w:r>
       <w:r>
         <w:rPr>
@@ -2119,9 +2119,9 @@
     <w:tbl>
       <w:tblPr>
         <w:tblStyle w:val="Table1"/>
-        <w:tblW w:w="9735.0" w:type="dxa"/>
+        <w:tblW w:w="10590.0" w:type="dxa"/>
         <w:jc w:val="left"/>
-        <w:tblInd w:w="-375.0" w:type="dxa"/>
+        <w:tblInd w:w="-555.0" w:type="dxa"/>
         <w:tblBorders>
           <w:top w:color="000000" w:space="0" w:sz="0" w:val="nil"/>
           <w:left w:color="000000" w:space="0" w:sz="0" w:val="nil"/>
@@ -2134,20 +2134,20 @@
         <w:tblLook w:val="0600"/>
       </w:tblPr>
       <w:tblGrid>
-        <w:gridCol w:w="2025"/>
-        <w:gridCol w:w="1470"/>
-        <w:gridCol w:w="1440"/>
-        <w:gridCol w:w="1560"/>
-        <w:gridCol w:w="1305"/>
-        <w:gridCol w:w="1935"/>
+        <w:gridCol w:w="1695"/>
+        <w:gridCol w:w="1125"/>
+        <w:gridCol w:w="1455"/>
+        <w:gridCol w:w="1980"/>
+        <w:gridCol w:w="1320"/>
+        <w:gridCol w:w="3015"/>
         <w:tblGridChange w:id="0">
           <w:tblGrid>
-            <w:gridCol w:w="2025"/>
-            <w:gridCol w:w="1470"/>
-            <w:gridCol w:w="1440"/>
-            <w:gridCol w:w="1560"/>
-            <w:gridCol w:w="1305"/>
-            <w:gridCol w:w="1935"/>
+            <w:gridCol w:w="1695"/>
+            <w:gridCol w:w="1125"/>
+            <w:gridCol w:w="1455"/>
+            <w:gridCol w:w="1980"/>
+            <w:gridCol w:w="1320"/>
+            <w:gridCol w:w="3015"/>
           </w:tblGrid>
         </w:tblGridChange>
       </w:tblGrid>
@@ -2582,7 +2582,8 @@
           </w:tcPr>
           <w:p>
             <w:pPr>
-              <w:spacing w:after="240" w:lineRule="auto"/>
+              <w:spacing w:after="240" w:before="240" w:lineRule="auto"/>
+              <w:ind w:left="0" w:right="600" w:firstLine="0"/>
               <w:rPr>
                 <w:rFonts w:ascii="Rubik" w:cs="Rubik" w:eastAsia="Rubik" w:hAnsi="Rubik"/>
               </w:rPr>
@@ -2590,16 +2591,9 @@
             <w:r>
               <w:rPr>
                 <w:rFonts w:ascii="Rubik" w:cs="Rubik" w:eastAsia="Rubik" w:hAnsi="Rubik"/>
-                <w:b w:val="1"/>
-                <w:bCs w:val="1"/>
                 <w:rtl w:val="0"/>
               </w:rPr>
-              <w:t xml:space="preserve">[ЗА ТЕХНИЧЕСКО ПОТВЪРЖДЕНИЕ]</w:t>
-            </w:r>
-            <w:r>
-              <w:rPr>
-                <w:rtl w:val="0"/>
-              </w:rPr>
+              <w:t xml:space="preserve">За продължителността на активната сесия или до излизане от профила; при използване на постоянен токен за вход — до изтичането или обезсилването му, изтриването на профила или оттеглянето му от потребителя, което настъпи първо.</w:t>
             </w:r>
           </w:p>
         </w:tc>
@@ -2995,212 +2989,6 @@
             <w:r>
               <w:rPr>
                 <w:rFonts w:ascii="Rubik" w:cs="Rubik" w:eastAsia="Rubik" w:hAnsi="Rubik"/>
-                <w:b w:val="1"/>
-                <w:bCs w:val="1"/>
-                <w:rtl w:val="0"/>
-              </w:rPr>
-              <w:t xml:space="preserve">[ЗА ТЕХНИЧЕСКО ПОТВЪРЖДЕНИЕ]</w:t>
-            </w:r>
-            <w:r>
-              <w:rPr>
-                <w:rtl w:val="0"/>
-              </w:rPr>
-            </w:r>
-          </w:p>
-        </w:tc>
-      </w:tr>
-      <w:tr>
-        <w:trPr>
-          <w:cantSplit w:val="0"/>
-          <w:trHeight w:val="1625" w:hRule="atLeast"/>
-          <w:tblHeader w:val="0"/>
-        </w:trPr>
-        <w:tc>
-          <w:tcPr>
-            <w:tcBorders>
-              <w:top w:color="000000" w:space="0" w:sz="4" w:val="single"/>
-              <w:left w:color="000000" w:space="0" w:sz="4" w:val="single"/>
-              <w:bottom w:color="000000" w:space="0" w:sz="4" w:val="single"/>
-              <w:right w:color="000000" w:space="0" w:sz="4" w:val="single"/>
-            </w:tcBorders>
-            <w:tcMar>
-              <w:top w:w="100.0" w:type="dxa"/>
-              <w:left w:w="100.0" w:type="dxa"/>
-              <w:bottom w:w="100.0" w:type="dxa"/>
-              <w:right w:w="100.0" w:type="dxa"/>
-            </w:tcMar>
-            <w:vAlign w:val="top"/>
-          </w:tcPr>
-          <w:p>
-            <w:pPr>
-              <w:spacing w:after="240" w:lineRule="auto"/>
-              <w:rPr>
-                <w:rFonts w:ascii="Rubik" w:cs="Rubik" w:eastAsia="Rubik" w:hAnsi="Rubik"/>
-              </w:rPr>
-            </w:pPr>
-            <w:r>
-              <w:rPr>
-                <w:rFonts w:ascii="Rubik" w:cs="Rubik" w:eastAsia="Rubik" w:hAnsi="Rubik"/>
-                <w:rtl w:val="0"/>
-              </w:rPr>
-              <w:t xml:space="preserve">Sign in with Google</w:t>
-            </w:r>
-          </w:p>
-        </w:tc>
-        <w:tc>
-          <w:tcPr>
-            <w:tcBorders>
-              <w:top w:color="000000" w:space="0" w:sz="4" w:val="single"/>
-              <w:left w:color="000000" w:space="0" w:sz="4" w:val="single"/>
-              <w:bottom w:color="000000" w:space="0" w:sz="4" w:val="single"/>
-              <w:right w:color="000000" w:space="0" w:sz="4" w:val="single"/>
-            </w:tcBorders>
-            <w:tcMar>
-              <w:top w:w="100.0" w:type="dxa"/>
-              <w:left w:w="100.0" w:type="dxa"/>
-              <w:bottom w:w="100.0" w:type="dxa"/>
-              <w:right w:w="100.0" w:type="dxa"/>
-            </w:tcMar>
-            <w:vAlign w:val="top"/>
-          </w:tcPr>
-          <w:p>
-            <w:pPr>
-              <w:spacing w:after="240" w:lineRule="auto"/>
-              <w:rPr>
-                <w:rFonts w:ascii="Rubik" w:cs="Rubik" w:eastAsia="Rubik" w:hAnsi="Rubik"/>
-              </w:rPr>
-            </w:pPr>
-            <w:r>
-              <w:rPr>
-                <w:rFonts w:ascii="Rubik" w:cs="Rubik" w:eastAsia="Rubik" w:hAnsi="Rubik"/>
-                <w:rtl w:val="0"/>
-              </w:rPr>
-              <w:t xml:space="preserve">Сайт и/или приложение</w:t>
-            </w:r>
-          </w:p>
-        </w:tc>
-        <w:tc>
-          <w:tcPr>
-            <w:tcBorders>
-              <w:top w:color="000000" w:space="0" w:sz="4" w:val="single"/>
-              <w:left w:color="000000" w:space="0" w:sz="4" w:val="single"/>
-              <w:bottom w:color="000000" w:space="0" w:sz="4" w:val="single"/>
-              <w:right w:color="000000" w:space="0" w:sz="4" w:val="single"/>
-            </w:tcBorders>
-            <w:tcMar>
-              <w:top w:w="100.0" w:type="dxa"/>
-              <w:left w:w="100.0" w:type="dxa"/>
-              <w:bottom w:w="100.0" w:type="dxa"/>
-              <w:right w:w="100.0" w:type="dxa"/>
-            </w:tcMar>
-            <w:vAlign w:val="top"/>
-          </w:tcPr>
-          <w:p>
-            <w:pPr>
-              <w:spacing w:after="240" w:lineRule="auto"/>
-              <w:rPr>
-                <w:rFonts w:ascii="Rubik" w:cs="Rubik" w:eastAsia="Rubik" w:hAnsi="Rubik"/>
-              </w:rPr>
-            </w:pPr>
-            <w:r>
-              <w:rPr>
-                <w:rFonts w:ascii="Rubik" w:cs="Rubik" w:eastAsia="Rubik" w:hAnsi="Rubik"/>
-                <w:rtl w:val="0"/>
-              </w:rPr>
-              <w:t xml:space="preserve">Функционални</w:t>
-            </w:r>
-          </w:p>
-        </w:tc>
-        <w:tc>
-          <w:tcPr>
-            <w:tcBorders>
-              <w:top w:color="000000" w:space="0" w:sz="4" w:val="single"/>
-              <w:left w:color="000000" w:space="0" w:sz="4" w:val="single"/>
-              <w:bottom w:color="000000" w:space="0" w:sz="4" w:val="single"/>
-              <w:right w:color="000000" w:space="0" w:sz="4" w:val="single"/>
-            </w:tcBorders>
-            <w:tcMar>
-              <w:top w:w="100.0" w:type="dxa"/>
-              <w:left w:w="100.0" w:type="dxa"/>
-              <w:bottom w:w="100.0" w:type="dxa"/>
-              <w:right w:w="100.0" w:type="dxa"/>
-            </w:tcMar>
-            <w:vAlign w:val="top"/>
-          </w:tcPr>
-          <w:p>
-            <w:pPr>
-              <w:spacing w:after="240" w:lineRule="auto"/>
-              <w:rPr>
-                <w:rFonts w:ascii="Rubik" w:cs="Rubik" w:eastAsia="Rubik" w:hAnsi="Rubik"/>
-              </w:rPr>
-            </w:pPr>
-            <w:r>
-              <w:rPr>
-                <w:rFonts w:ascii="Rubik" w:cs="Rubik" w:eastAsia="Rubik" w:hAnsi="Rubik"/>
-                <w:rtl w:val="0"/>
-              </w:rPr>
-              <w:t xml:space="preserve">Незадължителен вход чрез Google профил</w:t>
-            </w:r>
-          </w:p>
-        </w:tc>
-        <w:tc>
-          <w:tcPr>
-            <w:tcBorders>
-              <w:top w:color="000000" w:space="0" w:sz="4" w:val="single"/>
-              <w:left w:color="000000" w:space="0" w:sz="4" w:val="single"/>
-              <w:bottom w:color="000000" w:space="0" w:sz="4" w:val="single"/>
-              <w:right w:color="000000" w:space="0" w:sz="4" w:val="single"/>
-            </w:tcBorders>
-            <w:tcMar>
-              <w:top w:w="100.0" w:type="dxa"/>
-              <w:left w:w="100.0" w:type="dxa"/>
-              <w:bottom w:w="100.0" w:type="dxa"/>
-              <w:right w:w="100.0" w:type="dxa"/>
-            </w:tcMar>
-            <w:vAlign w:val="top"/>
-          </w:tcPr>
-          <w:p>
-            <w:pPr>
-              <w:spacing w:after="240" w:lineRule="auto"/>
-              <w:rPr>
-                <w:rFonts w:ascii="Rubik" w:cs="Rubik" w:eastAsia="Rubik" w:hAnsi="Rubik"/>
-              </w:rPr>
-            </w:pPr>
-            <w:r>
-              <w:rPr>
-                <w:rFonts w:ascii="Rubik" w:cs="Rubik" w:eastAsia="Rubik" w:hAnsi="Rubik"/>
-                <w:rtl w:val="0"/>
-              </w:rPr>
-              <w:t xml:space="preserve">Само когато потребителят избере този начин за вход</w:t>
-            </w:r>
-          </w:p>
-        </w:tc>
-        <w:tc>
-          <w:tcPr>
-            <w:tcBorders>
-              <w:top w:color="000000" w:space="0" w:sz="4" w:val="single"/>
-              <w:left w:color="000000" w:space="0" w:sz="4" w:val="single"/>
-              <w:bottom w:color="000000" w:space="0" w:sz="4" w:val="single"/>
-              <w:right w:color="000000" w:space="0" w:sz="4" w:val="single"/>
-            </w:tcBorders>
-            <w:tcMar>
-              <w:top w:w="100.0" w:type="dxa"/>
-              <w:left w:w="100.0" w:type="dxa"/>
-              <w:bottom w:w="100.0" w:type="dxa"/>
-              <w:right w:w="100.0" w:type="dxa"/>
-            </w:tcMar>
-            <w:vAlign w:val="top"/>
-          </w:tcPr>
-          <w:p>
-            <w:pPr>
-              <w:spacing w:after="240" w:lineRule="auto"/>
-              <w:rPr>
-                <w:rFonts w:ascii="Rubik" w:cs="Rubik" w:eastAsia="Rubik" w:hAnsi="Rubik"/>
-              </w:rPr>
-            </w:pPr>
-            <w:r>
-              <w:rPr>
-                <w:rFonts w:ascii="Rubik" w:cs="Rubik" w:eastAsia="Rubik" w:hAnsi="Rubik"/>
                 <w:rtl w:val="0"/>
               </w:rPr>
               <w:t xml:space="preserve">Съгласно настройките и политиките на Google</w:t>
@@ -3242,6 +3030,205 @@
                 <w:rFonts w:ascii="Rubik" w:cs="Rubik" w:eastAsia="Rubik" w:hAnsi="Rubik"/>
                 <w:rtl w:val="0"/>
               </w:rPr>
+              <w:t xml:space="preserve">Sign in with Google</w:t>
+            </w:r>
+          </w:p>
+        </w:tc>
+        <w:tc>
+          <w:tcPr>
+            <w:tcBorders>
+              <w:top w:color="000000" w:space="0" w:sz="4" w:val="single"/>
+              <w:left w:color="000000" w:space="0" w:sz="4" w:val="single"/>
+              <w:bottom w:color="000000" w:space="0" w:sz="4" w:val="single"/>
+              <w:right w:color="000000" w:space="0" w:sz="4" w:val="single"/>
+            </w:tcBorders>
+            <w:tcMar>
+              <w:top w:w="100.0" w:type="dxa"/>
+              <w:left w:w="100.0" w:type="dxa"/>
+              <w:bottom w:w="100.0" w:type="dxa"/>
+              <w:right w:w="100.0" w:type="dxa"/>
+            </w:tcMar>
+            <w:vAlign w:val="top"/>
+          </w:tcPr>
+          <w:p>
+            <w:pPr>
+              <w:spacing w:after="240" w:lineRule="auto"/>
+              <w:rPr>
+                <w:rFonts w:ascii="Rubik" w:cs="Rubik" w:eastAsia="Rubik" w:hAnsi="Rubik"/>
+              </w:rPr>
+            </w:pPr>
+            <w:r>
+              <w:rPr>
+                <w:rFonts w:ascii="Rubik" w:cs="Rubik" w:eastAsia="Rubik" w:hAnsi="Rubik"/>
+                <w:rtl w:val="0"/>
+              </w:rPr>
+              <w:t xml:space="preserve">Сайт и/или приложение</w:t>
+            </w:r>
+          </w:p>
+        </w:tc>
+        <w:tc>
+          <w:tcPr>
+            <w:tcBorders>
+              <w:top w:color="000000" w:space="0" w:sz="4" w:val="single"/>
+              <w:left w:color="000000" w:space="0" w:sz="4" w:val="single"/>
+              <w:bottom w:color="000000" w:space="0" w:sz="4" w:val="single"/>
+              <w:right w:color="000000" w:space="0" w:sz="4" w:val="single"/>
+            </w:tcBorders>
+            <w:tcMar>
+              <w:top w:w="100.0" w:type="dxa"/>
+              <w:left w:w="100.0" w:type="dxa"/>
+              <w:bottom w:w="100.0" w:type="dxa"/>
+              <w:right w:w="100.0" w:type="dxa"/>
+            </w:tcMar>
+            <w:vAlign w:val="top"/>
+          </w:tcPr>
+          <w:p>
+            <w:pPr>
+              <w:spacing w:after="240" w:lineRule="auto"/>
+              <w:rPr>
+                <w:rFonts w:ascii="Rubik" w:cs="Rubik" w:eastAsia="Rubik" w:hAnsi="Rubik"/>
+              </w:rPr>
+            </w:pPr>
+            <w:r>
+              <w:rPr>
+                <w:rFonts w:ascii="Rubik" w:cs="Rubik" w:eastAsia="Rubik" w:hAnsi="Rubik"/>
+                <w:rtl w:val="0"/>
+              </w:rPr>
+              <w:t xml:space="preserve">Функционални</w:t>
+            </w:r>
+          </w:p>
+        </w:tc>
+        <w:tc>
+          <w:tcPr>
+            <w:tcBorders>
+              <w:top w:color="000000" w:space="0" w:sz="4" w:val="single"/>
+              <w:left w:color="000000" w:space="0" w:sz="4" w:val="single"/>
+              <w:bottom w:color="000000" w:space="0" w:sz="4" w:val="single"/>
+              <w:right w:color="000000" w:space="0" w:sz="4" w:val="single"/>
+            </w:tcBorders>
+            <w:tcMar>
+              <w:top w:w="100.0" w:type="dxa"/>
+              <w:left w:w="100.0" w:type="dxa"/>
+              <w:bottom w:w="100.0" w:type="dxa"/>
+              <w:right w:w="100.0" w:type="dxa"/>
+            </w:tcMar>
+            <w:vAlign w:val="top"/>
+          </w:tcPr>
+          <w:p>
+            <w:pPr>
+              <w:spacing w:after="240" w:lineRule="auto"/>
+              <w:rPr>
+                <w:rFonts w:ascii="Rubik" w:cs="Rubik" w:eastAsia="Rubik" w:hAnsi="Rubik"/>
+              </w:rPr>
+            </w:pPr>
+            <w:r>
+              <w:rPr>
+                <w:rFonts w:ascii="Rubik" w:cs="Rubik" w:eastAsia="Rubik" w:hAnsi="Rubik"/>
+                <w:rtl w:val="0"/>
+              </w:rPr>
+              <w:t xml:space="preserve">Незадължителен вход чрез Google профил</w:t>
+            </w:r>
+          </w:p>
+        </w:tc>
+        <w:tc>
+          <w:tcPr>
+            <w:tcBorders>
+              <w:top w:color="000000" w:space="0" w:sz="4" w:val="single"/>
+              <w:left w:color="000000" w:space="0" w:sz="4" w:val="single"/>
+              <w:bottom w:color="000000" w:space="0" w:sz="4" w:val="single"/>
+              <w:right w:color="000000" w:space="0" w:sz="4" w:val="single"/>
+            </w:tcBorders>
+            <w:tcMar>
+              <w:top w:w="100.0" w:type="dxa"/>
+              <w:left w:w="100.0" w:type="dxa"/>
+              <w:bottom w:w="100.0" w:type="dxa"/>
+              <w:right w:w="100.0" w:type="dxa"/>
+            </w:tcMar>
+            <w:vAlign w:val="top"/>
+          </w:tcPr>
+          <w:p>
+            <w:pPr>
+              <w:spacing w:after="240" w:lineRule="auto"/>
+              <w:rPr>
+                <w:rFonts w:ascii="Rubik" w:cs="Rubik" w:eastAsia="Rubik" w:hAnsi="Rubik"/>
+              </w:rPr>
+            </w:pPr>
+            <w:r>
+              <w:rPr>
+                <w:rFonts w:ascii="Rubik" w:cs="Rubik" w:eastAsia="Rubik" w:hAnsi="Rubik"/>
+                <w:rtl w:val="0"/>
+              </w:rPr>
+              <w:t xml:space="preserve">Само когато потребителят избере този начин за вход</w:t>
+            </w:r>
+          </w:p>
+        </w:tc>
+        <w:tc>
+          <w:tcPr>
+            <w:tcBorders>
+              <w:top w:color="000000" w:space="0" w:sz="4" w:val="single"/>
+              <w:left w:color="000000" w:space="0" w:sz="4" w:val="single"/>
+              <w:bottom w:color="000000" w:space="0" w:sz="4" w:val="single"/>
+              <w:right w:color="000000" w:space="0" w:sz="4" w:val="single"/>
+            </w:tcBorders>
+            <w:tcMar>
+              <w:top w:w="100.0" w:type="dxa"/>
+              <w:left w:w="100.0" w:type="dxa"/>
+              <w:bottom w:w="100.0" w:type="dxa"/>
+              <w:right w:w="100.0" w:type="dxa"/>
+            </w:tcMar>
+            <w:vAlign w:val="top"/>
+          </w:tcPr>
+          <w:p>
+            <w:pPr>
+              <w:spacing w:after="240" w:lineRule="auto"/>
+              <w:rPr>
+                <w:rFonts w:ascii="Rubik" w:cs="Rubik" w:eastAsia="Rubik" w:hAnsi="Rubik"/>
+              </w:rPr>
+            </w:pPr>
+            <w:r>
+              <w:rPr>
+                <w:rFonts w:ascii="Rubik" w:cs="Rubik" w:eastAsia="Rubik" w:hAnsi="Rubik"/>
+                <w:rtl w:val="0"/>
+              </w:rPr>
+              <w:t xml:space="preserve">Съгласно настройките и политиките на Google</w:t>
+            </w:r>
+          </w:p>
+        </w:tc>
+      </w:tr>
+      <w:tr>
+        <w:trPr>
+          <w:cantSplit w:val="0"/>
+          <w:trHeight w:val="1625" w:hRule="atLeast"/>
+          <w:tblHeader w:val="0"/>
+        </w:trPr>
+        <w:tc>
+          <w:tcPr>
+            <w:tcBorders>
+              <w:top w:color="000000" w:space="0" w:sz="4" w:val="single"/>
+              <w:left w:color="000000" w:space="0" w:sz="4" w:val="single"/>
+              <w:bottom w:color="000000" w:space="0" w:sz="4" w:val="single"/>
+              <w:right w:color="000000" w:space="0" w:sz="4" w:val="single"/>
+            </w:tcBorders>
+            <w:tcMar>
+              <w:top w:w="100.0" w:type="dxa"/>
+              <w:left w:w="100.0" w:type="dxa"/>
+              <w:bottom w:w="100.0" w:type="dxa"/>
+              <w:right w:w="100.0" w:type="dxa"/>
+            </w:tcMar>
+            <w:vAlign w:val="top"/>
+          </w:tcPr>
+          <w:p>
+            <w:pPr>
+              <w:spacing w:after="240" w:lineRule="auto"/>
+              <w:rPr>
+                <w:rFonts w:ascii="Rubik" w:cs="Rubik" w:eastAsia="Rubik" w:hAnsi="Rubik"/>
+              </w:rPr>
+            </w:pPr>
+            <w:r>
+              <w:rPr>
+                <w:rFonts w:ascii="Rubik" w:cs="Rubik" w:eastAsia="Rubik" w:hAnsi="Rubik"/>
+                <w:rtl w:val="0"/>
+              </w:rPr>
               <w:t xml:space="preserve">Sign in with Apple</w:t>
             </w:r>
           </w:p>
@@ -3601,21 +3588,7 @@
                 <w:rFonts w:ascii="Rubik" w:cs="Rubik" w:eastAsia="Rubik" w:hAnsi="Rubik"/>
                 <w:rtl w:val="0"/>
               </w:rPr>
-              <w:t xml:space="preserve">Съгласно конфигурацията на FoodSave и политиките на Google; </w:t>
-            </w:r>
-            <w:r>
-              <w:rPr>
-                <w:rFonts w:ascii="Rubik" w:cs="Rubik" w:eastAsia="Rubik" w:hAnsi="Rubik"/>
-                <w:b w:val="1"/>
-                <w:bCs w:val="1"/>
-                <w:rtl w:val="0"/>
-              </w:rPr>
-              <w:t xml:space="preserve">[ЗА ПОТВЪРЖДЕНИЕ]</w:t>
-            </w:r>
-            <w:r>
-              <w:rPr>
-                <w:rtl w:val="0"/>
-              </w:rPr>
+              <w:t xml:space="preserve">Съгласно конфигурацията на FoodSave и политиките на Google;</w:t>
             </w:r>
           </w:p>
         </w:tc>
@@ -3654,7 +3627,7 @@
                 <w:rFonts w:ascii="Rubik" w:cs="Rubik" w:eastAsia="Rubik" w:hAnsi="Rubik"/>
                 <w:rtl w:val="0"/>
               </w:rPr>
-              <w:t xml:space="preserve">Firebase Cloud Messaging</w:t>
+              <w:t xml:space="preserve">OneSignal</w:t>
             </w:r>
           </w:p>
         </w:tc>
@@ -3686,7 +3659,7 @@
                 <w:rFonts w:ascii="Rubik" w:cs="Rubik" w:eastAsia="Rubik" w:hAnsi="Rubik"/>
                 <w:rtl w:val="0"/>
               </w:rPr>
-              <w:t xml:space="preserve">Мобилно приложение</w:t>
+              <w:t xml:space="preserve">Онлайн Платформа</w:t>
             </w:r>
           </w:p>
         </w:tc>
@@ -3814,232 +3787,51 @@
                 <w:rFonts w:ascii="Rubik" w:cs="Rubik" w:eastAsia="Rubik" w:hAnsi="Rubik"/>
                 <w:rtl w:val="0"/>
               </w:rPr>
-              <w:t xml:space="preserve">Докато token-ът е активен или до изтриването/обновяването му; </w:t>
-            </w:r>
-            <w:r>
-              <w:rPr>
-                <w:rFonts w:ascii="Rubik" w:cs="Rubik" w:eastAsia="Rubik" w:hAnsi="Rubik"/>
-                <w:b w:val="1"/>
-                <w:bCs w:val="1"/>
-                <w:rtl w:val="0"/>
-              </w:rPr>
-              <w:t xml:space="preserve">[ЗА ПОТВЪРЖДЕНИЕ]</w:t>
-            </w:r>
-            <w:r>
-              <w:rPr>
-                <w:rtl w:val="0"/>
-              </w:rPr>
-            </w:r>
-          </w:p>
-        </w:tc>
-      </w:tr>
-      <w:tr>
-        <w:trPr>
-          <w:cantSplit w:val="0"/>
-          <w:trHeight w:val="1340" w:hRule="atLeast"/>
-          <w:tblHeader w:val="0"/>
-        </w:trPr>
-        <w:tc>
-          <w:tcPr>
-            <w:tcBorders>
-              <w:top w:color="000000" w:space="0" w:sz="4" w:val="single"/>
-              <w:left w:color="000000" w:space="0" w:sz="4" w:val="single"/>
-              <w:bottom w:color="000000" w:space="0" w:sz="4" w:val="single"/>
-              <w:right w:color="000000" w:space="0" w:sz="4" w:val="single"/>
-            </w:tcBorders>
-            <w:tcMar>
-              <w:top w:w="100.0" w:type="dxa"/>
-              <w:left w:w="100.0" w:type="dxa"/>
-              <w:bottom w:w="100.0" w:type="dxa"/>
-              <w:right w:w="100.0" w:type="dxa"/>
-            </w:tcMar>
-            <w:vAlign w:val="top"/>
-          </w:tcPr>
-          <w:p>
-            <w:pPr>
-              <w:spacing w:after="240" w:lineRule="auto"/>
-              <w:rPr>
-                <w:rFonts w:ascii="Rubik" w:cs="Rubik" w:eastAsia="Rubik" w:hAnsi="Rubik"/>
-              </w:rPr>
-            </w:pPr>
-            <w:r>
-              <w:rPr>
-                <w:rFonts w:ascii="Rubik" w:cs="Rubik" w:eastAsia="Rubik" w:hAnsi="Rubik"/>
-                <w:rtl w:val="0"/>
-              </w:rPr>
-              <w:t xml:space="preserve">Consent management technology</w:t>
-            </w:r>
-          </w:p>
-        </w:tc>
-        <w:tc>
-          <w:tcPr>
-            <w:tcBorders>
-              <w:top w:color="000000" w:space="0" w:sz="4" w:val="single"/>
-              <w:left w:color="000000" w:space="0" w:sz="4" w:val="single"/>
-              <w:bottom w:color="000000" w:space="0" w:sz="4" w:val="single"/>
-              <w:right w:color="000000" w:space="0" w:sz="4" w:val="single"/>
-            </w:tcBorders>
-            <w:tcMar>
-              <w:top w:w="100.0" w:type="dxa"/>
-              <w:left w:w="100.0" w:type="dxa"/>
-              <w:bottom w:w="100.0" w:type="dxa"/>
-              <w:right w:w="100.0" w:type="dxa"/>
-            </w:tcMar>
-            <w:vAlign w:val="top"/>
-          </w:tcPr>
-          <w:p>
-            <w:pPr>
-              <w:spacing w:after="240" w:lineRule="auto"/>
-              <w:rPr>
-                <w:rFonts w:ascii="Rubik" w:cs="Rubik" w:eastAsia="Rubik" w:hAnsi="Rubik"/>
-              </w:rPr>
-            </w:pPr>
-            <w:r>
-              <w:rPr>
-                <w:rFonts w:ascii="Rubik" w:cs="Rubik" w:eastAsia="Rubik" w:hAnsi="Rubik"/>
-                <w:rtl w:val="0"/>
-              </w:rPr>
-              <w:t xml:space="preserve">Сайт и приложение</w:t>
-            </w:r>
-          </w:p>
-        </w:tc>
-        <w:tc>
-          <w:tcPr>
-            <w:tcBorders>
-              <w:top w:color="000000" w:space="0" w:sz="4" w:val="single"/>
-              <w:left w:color="000000" w:space="0" w:sz="4" w:val="single"/>
-              <w:bottom w:color="000000" w:space="0" w:sz="4" w:val="single"/>
-              <w:right w:color="000000" w:space="0" w:sz="4" w:val="single"/>
-            </w:tcBorders>
-            <w:tcMar>
-              <w:top w:w="100.0" w:type="dxa"/>
-              <w:left w:w="100.0" w:type="dxa"/>
-              <w:bottom w:w="100.0" w:type="dxa"/>
-              <w:right w:w="100.0" w:type="dxa"/>
-            </w:tcMar>
-            <w:vAlign w:val="top"/>
-          </w:tcPr>
-          <w:p>
-            <w:pPr>
-              <w:spacing w:after="240" w:lineRule="auto"/>
-              <w:rPr>
-                <w:rFonts w:ascii="Rubik" w:cs="Rubik" w:eastAsia="Rubik" w:hAnsi="Rubik"/>
-              </w:rPr>
-            </w:pPr>
-            <w:r>
-              <w:rPr>
-                <w:rFonts w:ascii="Rubik" w:cs="Rubik" w:eastAsia="Rubik" w:hAnsi="Rubik"/>
-                <w:rtl w:val="0"/>
-              </w:rPr>
-              <w:t xml:space="preserve">Строго необходима</w:t>
-            </w:r>
-          </w:p>
-        </w:tc>
-        <w:tc>
-          <w:tcPr>
-            <w:tcBorders>
-              <w:top w:color="000000" w:space="0" w:sz="4" w:val="single"/>
-              <w:left w:color="000000" w:space="0" w:sz="4" w:val="single"/>
-              <w:bottom w:color="000000" w:space="0" w:sz="4" w:val="single"/>
-              <w:right w:color="000000" w:space="0" w:sz="4" w:val="single"/>
-            </w:tcBorders>
-            <w:tcMar>
-              <w:top w:w="100.0" w:type="dxa"/>
-              <w:left w:w="100.0" w:type="dxa"/>
-              <w:bottom w:w="100.0" w:type="dxa"/>
-              <w:right w:w="100.0" w:type="dxa"/>
-            </w:tcMar>
-            <w:vAlign w:val="top"/>
-          </w:tcPr>
-          <w:p>
-            <w:pPr>
-              <w:spacing w:after="240" w:lineRule="auto"/>
-              <w:rPr>
-                <w:rFonts w:ascii="Rubik" w:cs="Rubik" w:eastAsia="Rubik" w:hAnsi="Rubik"/>
-              </w:rPr>
-            </w:pPr>
-            <w:r>
-              <w:rPr>
-                <w:rFonts w:ascii="Rubik" w:cs="Rubik" w:eastAsia="Rubik" w:hAnsi="Rubik"/>
-                <w:rtl w:val="0"/>
-              </w:rPr>
-              <w:t xml:space="preserve">Записване и доказване на избора за поверителност</w:t>
-            </w:r>
-          </w:p>
-        </w:tc>
-        <w:tc>
-          <w:tcPr>
-            <w:tcBorders>
-              <w:top w:color="000000" w:space="0" w:sz="4" w:val="single"/>
-              <w:left w:color="000000" w:space="0" w:sz="4" w:val="single"/>
-              <w:bottom w:color="000000" w:space="0" w:sz="4" w:val="single"/>
-              <w:right w:color="000000" w:space="0" w:sz="4" w:val="single"/>
-            </w:tcBorders>
-            <w:tcMar>
-              <w:top w:w="100.0" w:type="dxa"/>
-              <w:left w:w="100.0" w:type="dxa"/>
-              <w:bottom w:w="100.0" w:type="dxa"/>
-              <w:right w:w="100.0" w:type="dxa"/>
-            </w:tcMar>
-            <w:vAlign w:val="top"/>
-          </w:tcPr>
-          <w:p>
-            <w:pPr>
-              <w:spacing w:after="240" w:lineRule="auto"/>
-              <w:rPr>
-                <w:rFonts w:ascii="Rubik" w:cs="Rubik" w:eastAsia="Rubik" w:hAnsi="Rubik"/>
-              </w:rPr>
-            </w:pPr>
-            <w:r>
-              <w:rPr>
-                <w:rFonts w:ascii="Rubik" w:cs="Rubik" w:eastAsia="Rubik" w:hAnsi="Rubik"/>
-                <w:rtl w:val="0"/>
-              </w:rPr>
-              <w:t xml:space="preserve">При първото посещение и при промяна на избора</w:t>
-            </w:r>
-          </w:p>
-        </w:tc>
-        <w:tc>
-          <w:tcPr>
-            <w:tcBorders>
-              <w:top w:color="000000" w:space="0" w:sz="4" w:val="single"/>
-              <w:left w:color="000000" w:space="0" w:sz="4" w:val="single"/>
-              <w:bottom w:color="000000" w:space="0" w:sz="4" w:val="single"/>
-              <w:right w:color="000000" w:space="0" w:sz="4" w:val="single"/>
-            </w:tcBorders>
-            <w:tcMar>
-              <w:top w:w="100.0" w:type="dxa"/>
-              <w:left w:w="100.0" w:type="dxa"/>
-              <w:bottom w:w="100.0" w:type="dxa"/>
-              <w:right w:w="100.0" w:type="dxa"/>
-            </w:tcMar>
-            <w:vAlign w:val="top"/>
-          </w:tcPr>
-          <w:p>
-            <w:pPr>
-              <w:spacing w:after="240" w:lineRule="auto"/>
-              <w:rPr>
-                <w:rFonts w:ascii="Rubik" w:cs="Rubik" w:eastAsia="Rubik" w:hAnsi="Rubik"/>
-              </w:rPr>
-            </w:pPr>
-            <w:r>
-              <w:rPr>
-                <w:rFonts w:ascii="Rubik" w:cs="Rubik" w:eastAsia="Rubik" w:hAnsi="Rubik"/>
-                <w:b w:val="1"/>
-                <w:bCs w:val="1"/>
-                <w:rtl w:val="0"/>
-              </w:rPr>
-              <w:t xml:space="preserve">[ДОСТАВЧИК И СРОК ЗА ПОПЪЛВАНЕ]</w:t>
-            </w:r>
-            <w:r>
-              <w:rPr>
-                <w:rtl w:val="0"/>
-              </w:rPr>
+              <w:t xml:space="preserve">Докато token-ът е активен или до изтриването/обновяването му</w:t>
             </w:r>
           </w:p>
         </w:tc>
       </w:tr>
     </w:tbl>
+    <w:p>
+      <w:pPr>
+        <w:spacing w:after="240" w:before="240" w:lineRule="auto"/>
+        <w:rPr>
+          <w:rFonts w:ascii="Rubik" w:cs="Rubik" w:eastAsia="Rubik" w:hAnsi="Rubik"/>
+        </w:rPr>
+      </w:pPr>
+      <w:r>
+        <w:rPr>
+          <w:rtl w:val="0"/>
+        </w:rPr>
+      </w:r>
+    </w:p>
+    <w:p>
+      <w:pPr>
+        <w:spacing w:after="240" w:before="240" w:lineRule="auto"/>
+        <w:rPr>
+          <w:rFonts w:ascii="Rubik" w:cs="Rubik" w:eastAsia="Rubik" w:hAnsi="Rubik"/>
+        </w:rPr>
+      </w:pPr>
+      <w:r>
+        <w:rPr>
+          <w:rtl w:val="0"/>
+        </w:rPr>
+      </w:r>
+    </w:p>
+    <w:p>
+      <w:pPr>
+        <w:spacing w:after="240" w:before="240" w:lineRule="auto"/>
+        <w:rPr>
+          <w:rFonts w:ascii="Rubik" w:cs="Rubik" w:eastAsia="Rubik" w:hAnsi="Rubik"/>
+        </w:rPr>
+      </w:pPr>
+      <w:r>
+        <w:rPr>
+          <w:rtl w:val="0"/>
+        </w:rPr>
+      </w:r>
+    </w:p>
     <w:p>
       <w:pPr>
         <w:spacing w:after="240" w:before="240" w:lineRule="auto"/>
@@ -5743,7 +5535,21 @@
         <w:br w:type="textWrapping"/>
         <w:t xml:space="preserve"> Адрес: гр. Стара Загора, ул. „Братя Жекови“ № 31, ет. 5, ап. 10</w:t>
         <w:br w:type="textWrapping"/>
-        <w:t xml:space="preserve"> Имейл: contact@foodsave.tech</w:t>
+        <w:t xml:space="preserve"> Имейл: </w:t>
+      </w:r>
+      <w:r>
+        <w:rPr>
+          <w:rFonts w:ascii="Rubik" w:cs="Rubik" w:eastAsia="Rubik" w:hAnsi="Rubik"/>
+          <w:sz w:val="21"/>
+          <w:szCs w:val="21"/>
+          <w:rtl w:val="0"/>
+        </w:rPr>
+        <w:t xml:space="preserve">support@foodsave.tech </w:t>
+      </w:r>
+      <w:r>
+        <w:rPr>
+          <w:rtl w:val="0"/>
+        </w:rPr>
       </w:r>
     </w:p>
     <w:p>
